--- a/docs/submission/runway-guard-technical-documentation.docx
+++ b/docs/submission/runway-guard-technical-documentation.docx
@@ -20,7 +20,7 @@
           <w:color w:val="5B6DE4"/>
           <w:sz w:val="22"/>
         </w:rPr>
-        <w:t>Topic E  SME Finance Copilot  |  Submission version 1.0</w:t>
+        <w:t>Topic E  SME Finance Copilot  |  Submission version 1.1</w:t>
       </w:r>
     </w:p>
     <w:p>
@@ -62,6 +62,9 @@
         <w:gridCol w:w="3331"/>
       </w:tblGrid>
       <w:tr>
+        <w:trPr>
+          <w:tblHeader w:val="true"/>
+        </w:trPr>
         <w:tc>
           <w:tcPr>
             <w:tcW w:type="dxa" w:w="3331"/>
@@ -130,6 +133,9 @@
         </w:tc>
       </w:tr>
       <w:tr>
+        <w:trPr>
+          <w:cantSplit/>
+        </w:trPr>
         <w:tc>
           <w:tcPr>
             <w:tcW w:type="dxa" w:w="1728"/>
@@ -192,6 +198,9 @@
         </w:tc>
       </w:tr>
       <w:tr>
+        <w:trPr>
+          <w:cantSplit/>
+        </w:trPr>
         <w:tc>
           <w:tcPr>
             <w:tcW w:type="dxa" w:w="1728"/>
@@ -257,6 +266,9 @@
         </w:tc>
       </w:tr>
       <w:tr>
+        <w:trPr>
+          <w:cantSplit/>
+        </w:trPr>
         <w:tc>
           <w:tcPr>
             <w:tcW w:type="dxa" w:w="1728"/>
@@ -319,6 +331,9 @@
         </w:tc>
       </w:tr>
       <w:tr>
+        <w:trPr>
+          <w:cantSplit/>
+        </w:trPr>
         <w:tc>
           <w:tcPr>
             <w:tcW w:type="dxa" w:w="1728"/>
@@ -384,6 +399,9 @@
         </w:tc>
       </w:tr>
       <w:tr>
+        <w:trPr>
+          <w:cantSplit/>
+        </w:trPr>
         <w:tc>
           <w:tcPr>
             <w:tcW w:type="dxa" w:w="1728"/>
@@ -448,6 +466,11 @@
     </w:tbl>
     <w:p/>
     <w:p>
+      <w:r>
+        <w:br w:type="page"/>
+      </w:r>
+    </w:p>
+    <w:p>
       <w:pPr>
         <w:pStyle w:val="Heading1"/>
       </w:pPr>
@@ -473,6 +496,9 @@
         <w:gridCol w:w="3331"/>
       </w:tblGrid>
       <w:tr>
+        <w:trPr>
+          <w:tblHeader w:val="true"/>
+        </w:trPr>
         <w:tc>
           <w:tcPr>
             <w:tcW w:type="dxa" w:w="3331"/>
@@ -541,6 +567,9 @@
         </w:tc>
       </w:tr>
       <w:tr>
+        <w:trPr>
+          <w:cantSplit/>
+        </w:trPr>
         <w:tc>
           <w:tcPr>
             <w:tcW w:type="dxa" w:w="1728"/>
@@ -603,6 +632,9 @@
         </w:tc>
       </w:tr>
       <w:tr>
+        <w:trPr>
+          <w:cantSplit/>
+        </w:trPr>
         <w:tc>
           <w:tcPr>
             <w:tcW w:type="dxa" w:w="1728"/>
@@ -668,6 +700,9 @@
         </w:tc>
       </w:tr>
       <w:tr>
+        <w:trPr>
+          <w:cantSplit/>
+        </w:trPr>
         <w:tc>
           <w:tcPr>
             <w:tcW w:type="dxa" w:w="1728"/>
@@ -730,6 +765,9 @@
         </w:tc>
       </w:tr>
       <w:tr>
+        <w:trPr>
+          <w:cantSplit/>
+        </w:trPr>
         <w:tc>
           <w:tcPr>
             <w:tcW w:type="dxa" w:w="1728"/>
@@ -795,6 +833,9 @@
         </w:tc>
       </w:tr>
       <w:tr>
+        <w:trPr>
+          <w:cantSplit/>
+        </w:trPr>
         <w:tc>
           <w:tcPr>
             <w:tcW w:type="dxa" w:w="1728"/>
@@ -917,6 +958,11 @@
       </w:r>
     </w:p>
     <w:p>
+      <w:r>
+        <w:br w:type="page"/>
+      </w:r>
+    </w:p>
+    <w:p>
       <w:pPr>
         <w:pStyle w:val="Heading1"/>
       </w:pPr>
@@ -936,6 +982,9 @@
         <w:gridCol w:w="4997"/>
       </w:tblGrid>
       <w:tr>
+        <w:trPr>
+          <w:tblHeader w:val="true"/>
+        </w:trPr>
         <w:tc>
           <w:tcPr>
             <w:tcW w:type="dxa" w:w="4997"/>
@@ -982,6 +1031,9 @@
         </w:tc>
       </w:tr>
       <w:tr>
+        <w:trPr>
+          <w:cantSplit/>
+        </w:trPr>
         <w:tc>
           <w:tcPr>
             <w:tcW w:type="dxa" w:w="2448"/>
@@ -992,6 +1044,52 @@
               <w:bottom w:w="100" w:type="dxa"/>
               <w:end w:w="120" w:type="dxa"/>
             </w:tcMar>
+          </w:tcPr>
+          <w:p>
+            <w:r>
+              <w:rPr>
+                <w:sz w:val="17"/>
+              </w:rPr>
+              <w:t>Prerequisite</w:t>
+            </w:r>
+          </w:p>
+        </w:tc>
+        <w:tc>
+          <w:tcPr>
+            <w:tcW w:type="dxa" w:w="6984"/>
+            <w:vAlign w:val="center"/>
+            <w:tcMar>
+              <w:top w:w="100" w:type="dxa"/>
+              <w:start w:w="120" w:type="dxa"/>
+              <w:bottom w:w="100" w:type="dxa"/>
+              <w:end w:w="120" w:type="dxa"/>
+            </w:tcMar>
+          </w:tcPr>
+          <w:p>
+            <w:r>
+              <w:rPr>
+                <w:sz w:val="17"/>
+              </w:rPr>
+              <w:t>Node.js 20.19 or newer and npm</w:t>
+            </w:r>
+          </w:p>
+        </w:tc>
+      </w:tr>
+      <w:tr>
+        <w:trPr>
+          <w:cantSplit/>
+        </w:trPr>
+        <w:tc>
+          <w:tcPr>
+            <w:tcW w:type="dxa" w:w="2448"/>
+            <w:vAlign w:val="center"/>
+            <w:tcMar>
+              <w:top w:w="100" w:type="dxa"/>
+              <w:start w:w="120" w:type="dxa"/>
+              <w:bottom w:w="100" w:type="dxa"/>
+              <w:end w:w="120" w:type="dxa"/>
+            </w:tcMar>
+            <w:shd w:fill="F4F7FC"/>
           </w:tcPr>
           <w:p>
             <w:r>
@@ -1012,6 +1110,7 @@
               <w:bottom w:w="100" w:type="dxa"/>
               <w:end w:w="120" w:type="dxa"/>
             </w:tcMar>
+            <w:shd w:fill="F4F7FC"/>
           </w:tcPr>
           <w:p>
             <w:r>
@@ -1024,50 +1123,9 @@
         </w:tc>
       </w:tr>
       <w:tr>
-        <w:tc>
-          <w:tcPr>
-            <w:tcW w:type="dxa" w:w="2448"/>
-            <w:vAlign w:val="center"/>
-            <w:tcMar>
-              <w:top w:w="100" w:type="dxa"/>
-              <w:start w:w="120" w:type="dxa"/>
-              <w:bottom w:w="100" w:type="dxa"/>
-              <w:end w:w="120" w:type="dxa"/>
-            </w:tcMar>
-            <w:shd w:fill="F4F7FC"/>
-          </w:tcPr>
-          <w:p>
-            <w:r>
-              <w:rPr>
-                <w:sz w:val="17"/>
-              </w:rPr>
-              <w:t>Run application and API</w:t>
-            </w:r>
-          </w:p>
-        </w:tc>
-        <w:tc>
-          <w:tcPr>
-            <w:tcW w:type="dxa" w:w="6984"/>
-            <w:vAlign w:val="center"/>
-            <w:tcMar>
-              <w:top w:w="100" w:type="dxa"/>
-              <w:start w:w="120" w:type="dxa"/>
-              <w:bottom w:w="100" w:type="dxa"/>
-              <w:end w:w="120" w:type="dxa"/>
-            </w:tcMar>
-            <w:shd w:fill="F4F7FC"/>
-          </w:tcPr>
-          <w:p>
-            <w:r>
-              <w:rPr>
-                <w:sz w:val="17"/>
-              </w:rPr>
-              <w:t>npm run dev:full</w:t>
-            </w:r>
-          </w:p>
-        </w:tc>
-      </w:tr>
-      <w:tr>
+        <w:trPr>
+          <w:cantSplit/>
+        </w:trPr>
         <w:tc>
           <w:tcPr>
             <w:tcW w:type="dxa" w:w="2448"/>
@@ -1110,6 +1168,9 @@
         </w:tc>
       </w:tr>
       <w:tr>
+        <w:trPr>
+          <w:cantSplit/>
+        </w:trPr>
         <w:tc>
           <w:tcPr>
             <w:tcW w:type="dxa" w:w="2448"/>
@@ -1127,7 +1188,7 @@
               <w:rPr>
                 <w:sz w:val="17"/>
               </w:rPr>
-              <w:t>Policy evaluation</w:t>
+              <w:t>Run application and API</w:t>
             </w:r>
           </w:p>
         </w:tc>
@@ -1148,12 +1209,15 @@
               <w:rPr>
                 <w:sz w:val="17"/>
               </w:rPr>
-              <w:t>POST /api/evaluate returns four control scenarios</w:t>
+              <w:t>npm run dev:full, then open http://127.0.0.1:5173</w:t>
             </w:r>
           </w:p>
         </w:tc>
       </w:tr>
       <w:tr>
+        <w:trPr>
+          <w:cantSplit/>
+        </w:trPr>
         <w:tc>
           <w:tcPr>
             <w:tcW w:type="dxa" w:w="2448"/>
@@ -1170,7 +1234,7 @@
               <w:rPr>
                 <w:sz w:val="17"/>
               </w:rPr>
-              <w:t>Sandbox evidence</w:t>
+              <w:t>Verify API</w:t>
             </w:r>
           </w:p>
         </w:tc>
@@ -1190,12 +1254,107 @@
               <w:rPr>
                 <w:sz w:val="17"/>
               </w:rPr>
-              <w:t>Use Integrations to run a sandbox profile, then export the evidence JSON</w:t>
+              <w:t>GET http://127.0.0.1:8787/api/health</w:t>
             </w:r>
           </w:p>
         </w:tc>
       </w:tr>
       <w:tr>
+        <w:trPr>
+          <w:cantSplit/>
+        </w:trPr>
+        <w:tc>
+          <w:tcPr>
+            <w:tcW w:type="dxa" w:w="2448"/>
+            <w:vAlign w:val="center"/>
+            <w:tcMar>
+              <w:top w:w="100" w:type="dxa"/>
+              <w:start w:w="120" w:type="dxa"/>
+              <w:bottom w:w="100" w:type="dxa"/>
+              <w:end w:w="120" w:type="dxa"/>
+            </w:tcMar>
+            <w:shd w:fill="F4F7FC"/>
+          </w:tcPr>
+          <w:p>
+            <w:r>
+              <w:rPr>
+                <w:sz w:val="17"/>
+              </w:rPr>
+              <w:t>Automated checks</w:t>
+            </w:r>
+          </w:p>
+        </w:tc>
+        <w:tc>
+          <w:tcPr>
+            <w:tcW w:type="dxa" w:w="6984"/>
+            <w:vAlign w:val="center"/>
+            <w:tcMar>
+              <w:top w:w="100" w:type="dxa"/>
+              <w:start w:w="120" w:type="dxa"/>
+              <w:bottom w:w="100" w:type="dxa"/>
+              <w:end w:w="120" w:type="dxa"/>
+            </w:tcMar>
+            <w:shd w:fill="F4F7FC"/>
+          </w:tcPr>
+          <w:p>
+            <w:r>
+              <w:rPr>
+                <w:sz w:val="17"/>
+              </w:rPr>
+              <w:t>npm run lint; npm test; npm run check:server; npm run build</w:t>
+            </w:r>
+          </w:p>
+        </w:tc>
+      </w:tr>
+      <w:tr>
+        <w:trPr>
+          <w:cantSplit/>
+        </w:trPr>
+        <w:tc>
+          <w:tcPr>
+            <w:tcW w:type="dxa" w:w="2448"/>
+            <w:vAlign w:val="center"/>
+            <w:tcMar>
+              <w:top w:w="100" w:type="dxa"/>
+              <w:start w:w="120" w:type="dxa"/>
+              <w:bottom w:w="100" w:type="dxa"/>
+              <w:end w:w="120" w:type="dxa"/>
+            </w:tcMar>
+          </w:tcPr>
+          <w:p>
+            <w:r>
+              <w:rPr>
+                <w:sz w:val="17"/>
+              </w:rPr>
+              <w:t>Capture evidence</w:t>
+            </w:r>
+          </w:p>
+        </w:tc>
+        <w:tc>
+          <w:tcPr>
+            <w:tcW w:type="dxa" w:w="6984"/>
+            <w:vAlign w:val="center"/>
+            <w:tcMar>
+              <w:top w:w="100" w:type="dxa"/>
+              <w:start w:w="120" w:type="dxa"/>
+              <w:bottom w:w="100" w:type="dxa"/>
+              <w:end w:w="120" w:type="dxa"/>
+            </w:tcMar>
+          </w:tcPr>
+          <w:p>
+            <w:r>
+              <w:rPr>
+                <w:sz w:val="17"/>
+              </w:rPr>
+              <w:t>npm run evidence after the local API is running</w:t>
+            </w:r>
+          </w:p>
+        </w:tc>
+      </w:tr>
+      <w:tr>
+        <w:trPr>
+          <w:cantSplit/>
+        </w:trPr>
         <w:tc>
           <w:tcPr>
             <w:tcW w:type="dxa" w:w="2448"/>
@@ -1234,7 +1393,7 @@
               <w:rPr>
                 <w:sz w:val="17"/>
               </w:rPr>
-              <w:t>Copy .env.example to .env and add OPENAI_API_KEY on the server only</w:t>
+              <w:t>Copy .env.example to .env and add OPENAI_API_KEY on the server only; never commit .env</w:t>
             </w:r>
           </w:p>
         </w:tc>
@@ -1251,7 +1410,7 @@
     </w:p>
     <w:p>
       <w:r>
-        <w:t>The built-in evaluation endpoint tests cash-risk analysis, reconciliation, collection drafting and a prompt-injection bank-change request. The expected outcome is four passed scenarios, with the unsafe request blocked. This supports repeatable evidence for task completion and security testing.</w:t>
+        <w:t>The automated suite contains ten cases covering CSV safety, deduplication, forecast consistency, cash accounting, scenario isolation, action policy, API validation, conversation boundaries and payment-sandbox evidence. The built-in evaluation endpoint adds cash-risk analysis, reconciliation, collection drafting and a prompt-injection bank-change request. A passing evidence capture reports ten automated tests, four of four control scenarios and six passed sandbox events.</w:t>
       </w:r>
     </w:p>
     <w:p>
@@ -1299,7 +1458,7 @@
         <w:pStyle w:val="Caption"/>
       </w:pPr>
       <w:r>
-        <w:t>Repository: provide the competition reviewer with the submitted GitHub repository URL.</w:t>
+        <w:t>Repository: https://github.com/evilaechik/sz</w:t>
       </w:r>
     </w:p>
     <w:sectPr>
@@ -1317,12 +1476,9 @@
 <w:hdr xmlns:m="http://schemas.openxmlformats.org/officeDocument/2006/math" xmlns:mc="http://schemas.openxmlformats.org/markup-compatibility/2006" xmlns:mo="http://schemas.microsoft.com/office/mac/office/2008/main" xmlns:mv="urn:schemas-microsoft-com:mac:vml" xmlns:o="urn:schemas-microsoft-com:office:office" xmlns:r="http://schemas.openxmlformats.org/officeDocument/2006/relationships" xmlns:v="urn:schemas-microsoft-com:vml" xmlns:w10="urn:schemas-microsoft-com:office:word" xmlns:w14="http://schemas.microsoft.com/office/word/2010/wordml" xmlns:w="http://schemas.openxmlformats.org/wordprocessingml/2006/main" xmlns:wne="http://schemas.microsoft.com/office/word/2006/wordml" xmlns:wp14="http://schemas.microsoft.com/office/word/2010/wordprocessingDrawing" xmlns:wp="http://schemas.openxmlformats.org/drawingml/2006/wordprocessingDrawing" xmlns:wpc="http://schemas.microsoft.com/office/word/2010/wordprocessingCanvas" xmlns:wpg="http://schemas.microsoft.com/office/word/2010/wordprocessingGroup" xmlns:wpi="http://schemas.microsoft.com/office/word/2010/wordprocessingInk" xmlns:wps="http://schemas.microsoft.com/office/word/2010/wordprocessingShape" mc:Ignorable="w14 wp14">
   <w:p>
     <w:pPr>
-      <w:pStyle w:val="Caption"/>
-      <w:jc w:val="right"/>
-    </w:pPr>
-    <w:r>
-      <w:t>RUNWAY GUARD  |  FINTECHATHON INTERNATIONAL TRACK  |  TOPIC E</w:t>
-    </w:r>
+      <w:pStyle w:val="Header"/>
+    </w:pPr>
+    <w:r/>
   </w:p>
 </w:hdr>
 </file>
@@ -1760,7 +1916,7 @@
       <w:rFonts w:asciiTheme="majorHAnsi" w:eastAsiaTheme="majorEastAsia" w:hAnsiTheme="majorHAnsi" w:cstheme="majorBidi" w:ascii="Aptos Display" w:hAnsi="Aptos Display"/>
       <w:b/>
       <w:bCs/>
-      <w:color w:val="183054"/>
+      <w:color w:val="000000"/>
       <w:sz w:val="32"/>
       <w:szCs w:val="28"/>
     </w:rPr>
@@ -1784,7 +1940,7 @@
       <w:rFonts w:asciiTheme="majorHAnsi" w:eastAsiaTheme="majorEastAsia" w:hAnsiTheme="majorHAnsi" w:cstheme="majorBidi" w:ascii="Aptos Display" w:hAnsi="Aptos Display"/>
       <w:b/>
       <w:bCs/>
-      <w:color w:val="183054"/>
+      <w:color w:val="000000"/>
       <w:sz w:val="24"/>
       <w:szCs w:val="26"/>
     </w:rPr>
@@ -2048,7 +2204,7 @@
     <w:rPr>
       <w:rFonts w:asciiTheme="majorHAnsi" w:eastAsiaTheme="majorEastAsia" w:hAnsiTheme="majorHAnsi" w:cstheme="majorBidi" w:ascii="Aptos Display" w:hAnsi="Aptos Display"/>
       <w:b/>
-      <w:color w:val="183054"/>
+      <w:color w:val="000000"/>
       <w:spacing w:val="5"/>
       <w:kern w:val="28"/>
       <w:sz w:val="50"/>
